--- a/book/word/Ch11 - Never Rent a Getaway Car.docx
+++ b/book/word/Ch11 - Never Rent a Getaway Car.docx
@@ -2,13 +2,13 @@
 <file path=word/document.xml><?xml version="1.0" encoding="utf-8"?>
 <w:document xmlns:w="http://schemas.openxmlformats.org/wordprocessingml/2006/main" xmlns:m="http://schemas.openxmlformats.org/officeDocument/2006/math" xmlns:r="http://schemas.openxmlformats.org/officeDocument/2006/relationships" xmlns:o="urn:schemas-microsoft-com:office:office" xmlns:v="urn:schemas-microsoft-com:vml" xmlns:w10="urn:schemas-microsoft-com:office:word" xmlns:a="http://schemas.openxmlformats.org/drawingml/2006/main" xmlns:pic="http://schemas.openxmlformats.org/drawingml/2006/picture" xmlns:wp="http://schemas.openxmlformats.org/drawingml/2006/wordprocessingDrawing">
   <w:body>
-    <w:bookmarkStart w:id="25" w:name="chapter-11-never-rent-a-getaway-car"/>
+    <w:bookmarkStart w:id="25" w:name="chapter-11---never-rent-a-getaway-car"/>
     <w:p>
       <w:pPr>
         <w:pStyle w:val="Heading1"/>
       </w:pPr>
       <w:r>
-        <w:t xml:space="preserve">Chapter 11 — Never Rent a Getaway Car</w:t>
+        <w:t xml:space="preserve">Chapter 11 - Never Rent a Getaway Car</w:t>
       </w:r>
     </w:p>
     <w:p>
@@ -20,7 +20,7 @@
           <w:bCs/>
           <w:b/>
         </w:rPr>
-        <w:t xml:space="preserve">He rented the getaway car under a fake name — and the fake name is exactly</w:t>
+        <w:t xml:space="preserve">He rented the getaway car under a fake name, and the fake name is exactly</w:t>
       </w:r>
       <w:r>
         <w:rPr>
@@ -68,13 +68,13 @@
         <w:t xml:space="preserve"> </w:t>
       </w:r>
       <w:r>
-        <w:t xml:space="preserve">suffered thirty-one gunshot wounds — some from bullets that passed through him</w:t>
-      </w:r>
-      <w:r>
-        <w:t xml:space="preserve"> </w:t>
-      </w:r>
-      <w:r>
-        <w:t xml:space="preserve">and struck again — three of them in his heart. The shooter dropped the gun</w:t>
+        <w:t xml:space="preserve">suffered thirty-one gunshot wounds, some from bullets that passed through him</w:t>
+      </w:r>
+      <w:r>
+        <w:t xml:space="preserve"> </w:t>
+      </w:r>
+      <w:r>
+        <w:t xml:space="preserve">and struck again, three of them in his heart. The shooter dropped the gun</w:t>
       </w:r>
       <w:r>
         <w:t xml:space="preserve"> </w:t>
@@ -100,7 +100,7 @@
         <w:t xml:space="preserve"> </w:t>
       </w:r>
       <w:r>
-        <w:t xml:space="preserve">circumstantial — because the one thing the cameras never captured was the</w:t>
+        <w:t xml:space="preserve">circumstantial, because the one thing the cameras never captured was the</w:t>
       </w:r>
       <w:r>
         <w:t xml:space="preserve"> </w:t>
@@ -126,7 +126,7 @@
         <w:t xml:space="preserve"> </w:t>
       </w:r>
       <w:r>
-        <w:t xml:space="preserve">submachine gun left at the scene — a mixed profile 3.7 million times more</w:t>
+        <w:t xml:space="preserve">submachine gun left at the scene; a mixed profile 3.7 million times more</w:t>
       </w:r>
       <w:r>
         <w:t xml:space="preserve"> </w:t>
@@ -159,16 +159,13 @@
         <w:t xml:space="preserve">”</w:t>
       </w:r>
       <w:r>
-        <w:t xml:space="preserve"> </w:t>
-      </w:r>
-      <w:r>
-        <w:t xml:space="preserve">— a man who was, undisputedly, Dosanjh. The rental agency’s cameras,</w:t>
-      </w:r>
-      <w:r>
-        <w:t xml:space="preserve"> </w:t>
-      </w:r>
-      <w:r>
-        <w:t xml:space="preserve">which caught that man’s pants, shirt, and shoes — the same clothing worn by the</w:t>
+        <w:t xml:space="preserve">; a man who was, undisputedly, Dosanjh. The rental agency’s cameras,</w:t>
+      </w:r>
+      <w:r>
+        <w:t xml:space="preserve"> </w:t>
+      </w:r>
+      <w:r>
+        <w:t xml:space="preserve">which caught that man’s pants, shirt, and shoes; the same clothing worn by the</w:t>
       </w:r>
       <w:r>
         <w:t xml:space="preserve"> </w:t>
@@ -199,13 +196,13 @@
         <w:pStyle w:val="FirstParagraph"/>
       </w:pPr>
       <w:r>
-        <w:t xml:space="preserve">The QX60 came equipped with an infotainment system — the touchscreen console</w:t>
-      </w:r>
-      <w:r>
-        <w:t xml:space="preserve"> </w:t>
-      </w:r>
-      <w:r>
-        <w:t xml:space="preserve">that runs the maps and the music — which, like most modern vehicles, quietly</w:t>
+        <w:t xml:space="preserve">The QX60 came equipped with an infotainment system, the touchscreen console</w:t>
+      </w:r>
+      <w:r>
+        <w:t xml:space="preserve"> </w:t>
+      </w:r>
+      <w:r>
+        <w:t xml:space="preserve">that runs the maps and the music, which, like most modern vehicles, quietly</w:t>
       </w:r>
       <w:r>
         <w:t xml:space="preserve"> </w:t>
@@ -241,7 +238,7 @@
         <w:t xml:space="preserve"> </w:t>
       </w:r>
       <w:r>
-        <w:t xml:space="preserve">— the QX60 pulls out of the rental lot in Mississauga.</w:t>
+        <w:t xml:space="preserve">The QX60 pulls out of the rental lot in Mississauga.</w:t>
       </w:r>
       <w:r>
         <w:t xml:space="preserve"> </w:t>
@@ -257,7 +254,7 @@
         <w:t xml:space="preserve"> </w:t>
       </w:r>
       <w:r>
-        <w:t xml:space="preserve">— it arrives at the home of the parents of Dalvir Passi,</w:t>
+        <w:t xml:space="preserve">It arrives at the home of the parents of Dalvir Passi,</w:t>
       </w:r>
       <w:r>
         <w:t xml:space="preserve"> </w:t>
@@ -279,7 +276,7 @@
         <w:t xml:space="preserve"> </w:t>
       </w:r>
       <w:r>
-        <w:t xml:space="preserve">— it enters the Comfort Inn parking lot in Guelph and parks</w:t>
+        <w:t xml:space="preserve">It enters the Comfort Inn parking lot in Guelph and parks</w:t>
       </w:r>
       <w:r>
         <w:t xml:space="preserve"> </w:t>
@@ -301,7 +298,7 @@
         <w:t xml:space="preserve"> </w:t>
       </w:r>
       <w:r>
-        <w:t xml:space="preserve">— the exact minute Aly Sunderani is shot — the QX60 moves to the</w:t>
+        <w:t xml:space="preserve">The exact minute Aly Sunderani is shot, the QX60 moves to the</w:t>
       </w:r>
       <w:r>
         <w:t xml:space="preserve"> </w:t>
@@ -341,7 +338,7 @@
         <w:t xml:space="preserve"> </w:t>
       </w:r>
       <w:r>
-        <w:t xml:space="preserve">QX60 to the rental agency — and asked his brother-in-law to pick him up not at</w:t>
+        <w:t xml:space="preserve">QX60 to the rental agency, and asked his brother-in-law to pick him up not at</w:t>
       </w:r>
       <w:r>
         <w:t xml:space="preserve"> </w:t>
@@ -389,7 +386,7 @@
         <w:t xml:space="preserve"> </w:t>
       </w:r>
       <w:r>
-        <w:t xml:space="preserve">bald or balding strangers — men he had never seen before — arrived at his</w:t>
+        <w:t xml:space="preserve">bald or balding strangers, men he had never seen before, arrived at his</w:t>
       </w:r>
       <w:r>
         <w:t xml:space="preserve"> </w:t>
@@ -513,7 +510,7 @@
         <w:t xml:space="preserve"> </w:t>
       </w:r>
       <w:r>
-        <w:t xml:space="preserve">had searched the infotainment system unlawfully — rummaging through GPS data</w:t>
+        <w:t xml:space="preserve">had searched the infotainment system unlawfully, rummaging through GPS data</w:t>
       </w:r>
       <w:r>
         <w:t xml:space="preserve"> </w:t>
@@ -575,7 +572,7 @@
         <w:t xml:space="preserve"> </w:t>
       </w:r>
       <w:r>
-        <w:t xml:space="preserve">searched — through ownership, control, a right to be where they were. Dosanjh’s</w:t>
+        <w:t xml:space="preserve">searched; through ownership, control, a right to be where they were. Dosanjh’s</w:t>
       </w:r>
       <w:r>
         <w:t xml:space="preserve"> </w:t>
@@ -614,7 +611,7 @@
         <w:t xml:space="preserve"> </w:t>
       </w:r>
       <w:r>
-        <w:t xml:space="preserve">data, the court added, sits far down the privacy spectrum to begin with — it</w:t>
+        <w:t xml:space="preserve">data, the court added, sits far down the privacy spectrum to begin with; it</w:t>
       </w:r>
       <w:r>
         <w:t xml:space="preserve"> </w:t>
@@ -690,7 +687,7 @@
         <w:t xml:space="preserve"> </w:t>
       </w:r>
       <w:r>
-        <w:t xml:space="preserve">borrowed-strangers story, the gas station across the street — all of it was</w:t>
+        <w:t xml:space="preserve">borrowed-strangers story, the gas station across the street; all of it was</w:t>
       </w:r>
       <w:r>
         <w:t xml:space="preserve"> </w:t>
@@ -726,7 +723,7 @@
         <w:t xml:space="preserve"> </w:t>
       </w:r>
       <w:r>
-        <w:t xml:space="preserve">you nothing — especially if you were never really its driver.</w:t>
+        <w:t xml:space="preserve">you nothing; especially if you were never really its driver.</w:t>
       </w:r>
     </w:p>
     <w:p>
